--- a/٧ - آلية جداول الحصص الموحَّدة/بنات/آلية الحصص الموحَّدة — ابن خلدون (بنات).docx
+++ b/٧ - آلية جداول الحصص الموحَّدة/بنات/آلية الحصص الموحَّدة — ابن خلدون (بنات).docx
@@ -527,7 +527,7 @@
           <w:szCs w:val="22"/>
           <w:rtl/>
         </w:rPr>
-        <w:t>المقيّمة واحدة: المشرفة المختصة لتخصص الحصة. ومعها معلمتان زائرتان، والمديرة والوكيلة تتابعان ولا ترصدان — إلا حين لا مشرفة للتخصص فترصد إحداهما أو مديرة المجمع.</w:t>
+        <w:t>المقيّمات خمس كلٌّ في نطاقها: المشرفة التربوية لتخصصها، ومديرة المدرسة ووكيلتها لمدرستهما، ومديرة المجمع لمجمعها، وفريق متابعة التقويم الداخلي للمنظومة. ولكلٍّ استمارتها المستقلة، والدرجة المعتمدة متوسط من رصد. ومعهن معلمتان زائرتان تملآن بطاقة القرينات.</w:t>
       </w:r>
     </w:p>
     <w:p>
@@ -723,7 +723,7 @@
           <w:szCs w:val="19"/>
           <w:rtl/>
         </w:rPr>
-        <w:t xml:space="preserve">    جدولُ الأسبوع السادس — ويزحف يوماً واحداً في كل أسبوع بعده</w:t>
+        <w:t xml:space="preserve">    جدولُ الأسبوع الثامن — ويزحف يوماً واحداً في كل أسبوع بعده</w:t>
       </w:r>
     </w:p>
     <w:tbl>
@@ -942,7 +942,248 @@
                 <w:szCs w:val="21"/>
                 <w:rtl/>
               </w:rPr>
+              <w:t>النفل</w:t>
+            </w:r>
+          </w:p>
+        </w:tc>
+        <w:tc>
+          <w:tcPr>
+            <w:tcW w:w="921" w:type="pct"/>
+            <w:vAlign w:val="center"/>
+          </w:tcPr>
+          <w:p>
+            <w:pPr>
+              <w:bidi/>
+              <w:spacing w:before="0" w:after="0" w:line="260" w:lineRule="exact"/>
+              <w:jc w:val="center"/>
+            </w:pPr>
+            <w:r/>
+            <w:r>
+              <w:rPr>
+                <w:rFonts w:ascii="Sakkal Majalla" w:hAnsi="Sakkal Majalla" w:cs="Sakkal Majalla" w:eastAsia="Sakkal Majalla"/>
+                <w:b w:val="0"/>
+                <w:color w:val="1A1A1A"/>
+                <w:sz w:val="21"/>
+                <w:szCs w:val="21"/>
+                <w:rtl/>
+              </w:rPr>
+              <w:t>عرقة</w:t>
+            </w:r>
+          </w:p>
+        </w:tc>
+        <w:tc>
+          <w:tcPr>
+            <w:tcW w:w="921" w:type="pct"/>
+            <w:vAlign w:val="center"/>
+          </w:tcPr>
+          <w:p>
+            <w:pPr>
+              <w:bidi/>
+              <w:spacing w:before="0" w:after="0" w:line="260" w:lineRule="exact"/>
+              <w:jc w:val="center"/>
+            </w:pPr>
+            <w:r/>
+            <w:r>
+              <w:rPr>
+                <w:rFonts w:ascii="Sakkal Majalla" w:hAnsi="Sakkal Majalla" w:cs="Sakkal Majalla" w:eastAsia="Sakkal Majalla"/>
+                <w:b w:val="0"/>
+                <w:color w:val="1A1A1A"/>
+                <w:sz w:val="21"/>
+                <w:szCs w:val="21"/>
+                <w:rtl/>
+              </w:rPr>
               <w:t>الياسمين</w:t>
+            </w:r>
+          </w:p>
+        </w:tc>
+        <w:tc>
+          <w:tcPr>
+            <w:tcW w:w="921" w:type="pct"/>
+            <w:vAlign w:val="center"/>
+          </w:tcPr>
+          <w:p>
+            <w:pPr>
+              <w:bidi/>
+              <w:spacing w:before="0" w:after="0" w:line="260" w:lineRule="exact"/>
+              <w:jc w:val="center"/>
+            </w:pPr>
+            <w:r/>
+            <w:r>
+              <w:rPr>
+                <w:rFonts w:ascii="Sakkal Majalla" w:hAnsi="Sakkal Majalla" w:cs="Sakkal Majalla" w:eastAsia="Sakkal Majalla"/>
+                <w:b w:val="0"/>
+                <w:color w:val="1A1A1A"/>
+                <w:sz w:val="21"/>
+                <w:szCs w:val="21"/>
+                <w:rtl/>
+              </w:rPr>
+              <w:t>المنار</w:t>
+            </w:r>
+          </w:p>
+        </w:tc>
+      </w:tr>
+      <w:tr>
+        <w:trPr>
+          <w:cantSplit/>
+          <w:trHeight w:val="283" w:hRule="atLeast"/>
+        </w:trPr>
+        <w:tc>
+          <w:tcPr>
+            <w:tcW w:w="1315" w:type="pct"/>
+            <w:shd w:val="clear" w:color="auto" w:fill="E9EEF6"/>
+            <w:vAlign w:val="center"/>
+          </w:tcPr>
+          <w:p>
+            <w:pPr>
+              <w:bidi/>
+              <w:spacing w:before="0" w:after="0" w:line="246" w:lineRule="exact"/>
+            </w:pPr>
+            <w:r/>
+            <w:r>
+              <w:rPr>
+                <w:rFonts w:ascii="Al-Jazeera-Arabic-Bold" w:hAnsi="Al-Jazeera-Arabic-Bold" w:cs="Al-Jazeera-Arabic-Bold" w:eastAsia="Al-Jazeera-Arabic-Bold"/>
+                <w:b w:val="0"/>
+                <w:color w:val="355E91"/>
+                <w:sz w:val="16"/>
+                <w:szCs w:val="16"/>
+                <w:rtl/>
+              </w:rPr>
+              <w:t>رياضيات واجتماعيات</w:t>
+            </w:r>
+          </w:p>
+        </w:tc>
+        <w:tc>
+          <w:tcPr>
+            <w:tcW w:w="921" w:type="pct"/>
+            <w:shd w:val="clear" w:color="auto" w:fill="F6F8FB"/>
+            <w:vAlign w:val="center"/>
+          </w:tcPr>
+          <w:p>
+            <w:pPr>
+              <w:bidi/>
+              <w:spacing w:before="0" w:after="0" w:line="260" w:lineRule="exact"/>
+              <w:jc w:val="center"/>
+            </w:pPr>
+            <w:r/>
+            <w:r>
+              <w:rPr>
+                <w:rFonts w:ascii="Sakkal Majalla" w:hAnsi="Sakkal Majalla" w:cs="Sakkal Majalla" w:eastAsia="Sakkal Majalla"/>
+                <w:b w:val="0"/>
+                <w:color w:val="1A1A1A"/>
+                <w:sz w:val="21"/>
+                <w:szCs w:val="21"/>
+                <w:rtl/>
+              </w:rPr>
+              <w:t>الياسمين</w:t>
+            </w:r>
+          </w:p>
+        </w:tc>
+        <w:tc>
+          <w:tcPr>
+            <w:tcW w:w="921" w:type="pct"/>
+            <w:shd w:val="clear" w:color="auto" w:fill="F6F8FB"/>
+            <w:vAlign w:val="center"/>
+          </w:tcPr>
+          <w:p>
+            <w:pPr>
+              <w:bidi/>
+              <w:spacing w:before="0" w:after="0" w:line="260" w:lineRule="exact"/>
+              <w:jc w:val="center"/>
+            </w:pPr>
+            <w:r/>
+            <w:r>
+              <w:rPr>
+                <w:rFonts w:ascii="Sakkal Majalla" w:hAnsi="Sakkal Majalla" w:cs="Sakkal Majalla" w:eastAsia="Sakkal Majalla"/>
+                <w:b w:val="0"/>
+                <w:color w:val="1A1A1A"/>
+                <w:sz w:val="21"/>
+                <w:szCs w:val="21"/>
+                <w:rtl/>
+              </w:rPr>
+              <w:t>المنار</w:t>
+            </w:r>
+          </w:p>
+        </w:tc>
+        <w:tc>
+          <w:tcPr>
+            <w:tcW w:w="921" w:type="pct"/>
+            <w:shd w:val="clear" w:color="auto" w:fill="F6F8FB"/>
+            <w:vAlign w:val="center"/>
+          </w:tcPr>
+          <w:p>
+            <w:pPr>
+              <w:bidi/>
+              <w:spacing w:before="0" w:after="0" w:line="260" w:lineRule="exact"/>
+              <w:jc w:val="center"/>
+            </w:pPr>
+            <w:r/>
+            <w:r>
+              <w:rPr>
+                <w:rFonts w:ascii="Sakkal Majalla" w:hAnsi="Sakkal Majalla" w:cs="Sakkal Majalla" w:eastAsia="Sakkal Majalla"/>
+                <w:b w:val="0"/>
+                <w:color w:val="1A1A1A"/>
+                <w:sz w:val="21"/>
+                <w:szCs w:val="21"/>
+                <w:rtl/>
+              </w:rPr>
+              <w:t>النفل</w:t>
+            </w:r>
+          </w:p>
+        </w:tc>
+        <w:tc>
+          <w:tcPr>
+            <w:tcW w:w="921" w:type="pct"/>
+            <w:shd w:val="clear" w:color="auto" w:fill="F6F8FB"/>
+            <w:vAlign w:val="center"/>
+          </w:tcPr>
+          <w:p>
+            <w:pPr>
+              <w:bidi/>
+              <w:spacing w:before="0" w:after="0" w:line="260" w:lineRule="exact"/>
+              <w:jc w:val="center"/>
+            </w:pPr>
+            <w:r/>
+            <w:r>
+              <w:rPr>
+                <w:rFonts w:ascii="Sakkal Majalla" w:hAnsi="Sakkal Majalla" w:cs="Sakkal Majalla" w:eastAsia="Sakkal Majalla"/>
+                <w:b w:val="0"/>
+                <w:color w:val="1A1A1A"/>
+                <w:sz w:val="21"/>
+                <w:szCs w:val="21"/>
+                <w:rtl/>
+              </w:rPr>
+              <w:t>عرقة</w:t>
+            </w:r>
+          </w:p>
+        </w:tc>
+      </w:tr>
+      <w:tr>
+        <w:trPr>
+          <w:cantSplit/>
+          <w:trHeight w:val="283" w:hRule="atLeast"/>
+        </w:trPr>
+        <w:tc>
+          <w:tcPr>
+            <w:tcW w:w="1315" w:type="pct"/>
+            <w:shd w:val="clear" w:color="auto" w:fill="E9EEF6"/>
+            <w:vAlign w:val="center"/>
+          </w:tcPr>
+          <w:p>
+            <w:pPr>
+              <w:bidi/>
+              <w:spacing w:before="0" w:after="0" w:line="246" w:lineRule="exact"/>
+            </w:pPr>
+            <w:r/>
+            <w:r>
+              <w:rPr>
+                <w:rFonts w:ascii="Al-Jazeera-Arabic-Bold" w:hAnsi="Al-Jazeera-Arabic-Bold" w:cs="Al-Jazeera-Arabic-Bold" w:eastAsia="Al-Jazeera-Arabic-Bold"/>
+                <w:b w:val="0"/>
+                <w:color w:val="355E91"/>
+                <w:sz w:val="16"/>
+                <w:szCs w:val="16"/>
+                <w:rtl/>
+              </w:rPr>
+              <w:t>علوم + حاسب آلي</w:t>
             </w:r>
           </w:p>
         </w:tc>
@@ -1021,6 +1262,31 @@
             </w:r>
           </w:p>
         </w:tc>
+        <w:tc>
+          <w:tcPr>
+            <w:tcW w:w="921" w:type="pct"/>
+            <w:vAlign w:val="center"/>
+          </w:tcPr>
+          <w:p>
+            <w:pPr>
+              <w:bidi/>
+              <w:spacing w:before="0" w:after="0" w:line="260" w:lineRule="exact"/>
+              <w:jc w:val="center"/>
+            </w:pPr>
+            <w:r/>
+            <w:r>
+              <w:rPr>
+                <w:rFonts w:ascii="Sakkal Majalla" w:hAnsi="Sakkal Majalla" w:cs="Sakkal Majalla" w:eastAsia="Sakkal Majalla"/>
+                <w:b w:val="0"/>
+                <w:color w:val="1A1A1A"/>
+                <w:sz w:val="21"/>
+                <w:szCs w:val="21"/>
+                <w:rtl/>
+              </w:rPr>
+              <w:t>الياسمين</w:t>
+            </w:r>
+          </w:p>
+        </w:tc>
       </w:tr>
       <w:tr>
         <w:trPr>
@@ -1048,33 +1314,7 @@
                 <w:szCs w:val="16"/>
                 <w:rtl/>
               </w:rPr>
-              <w:t>رياضيات واجتماعيات</w:t>
-            </w:r>
-          </w:p>
-        </w:tc>
-        <w:tc>
-          <w:tcPr>
-            <w:tcW w:w="921" w:type="pct"/>
-            <w:shd w:val="clear" w:color="auto" w:fill="F6F8FB"/>
-            <w:vAlign w:val="center"/>
-          </w:tcPr>
-          <w:p>
-            <w:pPr>
-              <w:bidi/>
-              <w:spacing w:before="0" w:after="0" w:line="260" w:lineRule="exact"/>
-              <w:jc w:val="center"/>
-            </w:pPr>
-            <w:r/>
-            <w:r>
-              <w:rPr>
-                <w:rFonts w:ascii="Sakkal Majalla" w:hAnsi="Sakkal Majalla" w:cs="Sakkal Majalla" w:eastAsia="Sakkal Majalla"/>
-                <w:b w:val="0"/>
-                <w:color w:val="1A1A1A"/>
-                <w:sz w:val="21"/>
-                <w:szCs w:val="21"/>
-                <w:rtl/>
-              </w:rPr>
-              <w:t>النفل</w:t>
+              <w:t>E</w:t>
             </w:r>
           </w:p>
         </w:tc>
@@ -1156,194 +1396,6 @@
             </w:r>
           </w:p>
         </w:tc>
-      </w:tr>
-      <w:tr>
-        <w:trPr>
-          <w:cantSplit/>
-          <w:trHeight w:val="283" w:hRule="atLeast"/>
-        </w:trPr>
-        <w:tc>
-          <w:tcPr>
-            <w:tcW w:w="1315" w:type="pct"/>
-            <w:shd w:val="clear" w:color="auto" w:fill="E9EEF6"/>
-            <w:vAlign w:val="center"/>
-          </w:tcPr>
-          <w:p>
-            <w:pPr>
-              <w:bidi/>
-              <w:spacing w:before="0" w:after="0" w:line="246" w:lineRule="exact"/>
-            </w:pPr>
-            <w:r/>
-            <w:r>
-              <w:rPr>
-                <w:rFonts w:ascii="Al-Jazeera-Arabic-Bold" w:hAnsi="Al-Jazeera-Arabic-Bold" w:cs="Al-Jazeera-Arabic-Bold" w:eastAsia="Al-Jazeera-Arabic-Bold"/>
-                <w:b w:val="0"/>
-                <w:color w:val="355E91"/>
-                <w:sz w:val="16"/>
-                <w:szCs w:val="16"/>
-                <w:rtl/>
-              </w:rPr>
-              <w:t>علوم + حاسب آلي</w:t>
-            </w:r>
-          </w:p>
-        </w:tc>
-        <w:tc>
-          <w:tcPr>
-            <w:tcW w:w="921" w:type="pct"/>
-            <w:vAlign w:val="center"/>
-          </w:tcPr>
-          <w:p>
-            <w:pPr>
-              <w:bidi/>
-              <w:spacing w:before="0" w:after="0" w:line="260" w:lineRule="exact"/>
-              <w:jc w:val="center"/>
-            </w:pPr>
-            <w:r/>
-            <w:r>
-              <w:rPr>
-                <w:rFonts w:ascii="Sakkal Majalla" w:hAnsi="Sakkal Majalla" w:cs="Sakkal Majalla" w:eastAsia="Sakkal Majalla"/>
-                <w:b w:val="0"/>
-                <w:color w:val="1A1A1A"/>
-                <w:sz w:val="21"/>
-                <w:szCs w:val="21"/>
-                <w:rtl/>
-              </w:rPr>
-              <w:t>عرقة</w:t>
-            </w:r>
-          </w:p>
-        </w:tc>
-        <w:tc>
-          <w:tcPr>
-            <w:tcW w:w="921" w:type="pct"/>
-            <w:vAlign w:val="center"/>
-          </w:tcPr>
-          <w:p>
-            <w:pPr>
-              <w:bidi/>
-              <w:spacing w:before="0" w:after="0" w:line="260" w:lineRule="exact"/>
-              <w:jc w:val="center"/>
-            </w:pPr>
-            <w:r/>
-            <w:r>
-              <w:rPr>
-                <w:rFonts w:ascii="Sakkal Majalla" w:hAnsi="Sakkal Majalla" w:cs="Sakkal Majalla" w:eastAsia="Sakkal Majalla"/>
-                <w:b w:val="0"/>
-                <w:color w:val="1A1A1A"/>
-                <w:sz w:val="21"/>
-                <w:szCs w:val="21"/>
-                <w:rtl/>
-              </w:rPr>
-              <w:t>الياسمين</w:t>
-            </w:r>
-          </w:p>
-        </w:tc>
-        <w:tc>
-          <w:tcPr>
-            <w:tcW w:w="921" w:type="pct"/>
-            <w:vAlign w:val="center"/>
-          </w:tcPr>
-          <w:p>
-            <w:pPr>
-              <w:bidi/>
-              <w:spacing w:before="0" w:after="0" w:line="260" w:lineRule="exact"/>
-              <w:jc w:val="center"/>
-            </w:pPr>
-            <w:r/>
-            <w:r>
-              <w:rPr>
-                <w:rFonts w:ascii="Sakkal Majalla" w:hAnsi="Sakkal Majalla" w:cs="Sakkal Majalla" w:eastAsia="Sakkal Majalla"/>
-                <w:b w:val="0"/>
-                <w:color w:val="1A1A1A"/>
-                <w:sz w:val="21"/>
-                <w:szCs w:val="21"/>
-                <w:rtl/>
-              </w:rPr>
-              <w:t>المنار</w:t>
-            </w:r>
-          </w:p>
-        </w:tc>
-        <w:tc>
-          <w:tcPr>
-            <w:tcW w:w="921" w:type="pct"/>
-            <w:vAlign w:val="center"/>
-          </w:tcPr>
-          <w:p>
-            <w:pPr>
-              <w:bidi/>
-              <w:spacing w:before="0" w:after="0" w:line="260" w:lineRule="exact"/>
-              <w:jc w:val="center"/>
-            </w:pPr>
-            <w:r/>
-            <w:r>
-              <w:rPr>
-                <w:rFonts w:ascii="Sakkal Majalla" w:hAnsi="Sakkal Majalla" w:cs="Sakkal Majalla" w:eastAsia="Sakkal Majalla"/>
-                <w:b w:val="0"/>
-                <w:color w:val="1A1A1A"/>
-                <w:sz w:val="21"/>
-                <w:szCs w:val="21"/>
-                <w:rtl/>
-              </w:rPr>
-              <w:t>النفل</w:t>
-            </w:r>
-          </w:p>
-        </w:tc>
-      </w:tr>
-      <w:tr>
-        <w:trPr>
-          <w:cantSplit/>
-          <w:trHeight w:val="283" w:hRule="atLeast"/>
-        </w:trPr>
-        <w:tc>
-          <w:tcPr>
-            <w:tcW w:w="1315" w:type="pct"/>
-            <w:shd w:val="clear" w:color="auto" w:fill="E9EEF6"/>
-            <w:vAlign w:val="center"/>
-          </w:tcPr>
-          <w:p>
-            <w:pPr>
-              <w:bidi/>
-              <w:spacing w:before="0" w:after="0" w:line="246" w:lineRule="exact"/>
-            </w:pPr>
-            <w:r/>
-            <w:r>
-              <w:rPr>
-                <w:rFonts w:ascii="Al-Jazeera-Arabic-Bold" w:hAnsi="Al-Jazeera-Arabic-Bold" w:cs="Al-Jazeera-Arabic-Bold" w:eastAsia="Al-Jazeera-Arabic-Bold"/>
-                <w:b w:val="0"/>
-                <w:color w:val="355E91"/>
-                <w:sz w:val="16"/>
-                <w:szCs w:val="16"/>
-                <w:rtl/>
-              </w:rPr>
-              <w:t>E</w:t>
-            </w:r>
-          </w:p>
-        </w:tc>
-        <w:tc>
-          <w:tcPr>
-            <w:tcW w:w="921" w:type="pct"/>
-            <w:shd w:val="clear" w:color="auto" w:fill="F6F8FB"/>
-            <w:vAlign w:val="center"/>
-          </w:tcPr>
-          <w:p>
-            <w:pPr>
-              <w:bidi/>
-              <w:spacing w:before="0" w:after="0" w:line="260" w:lineRule="exact"/>
-              <w:jc w:val="center"/>
-            </w:pPr>
-            <w:r/>
-            <w:r>
-              <w:rPr>
-                <w:rFonts w:ascii="Sakkal Majalla" w:hAnsi="Sakkal Majalla" w:cs="Sakkal Majalla" w:eastAsia="Sakkal Majalla"/>
-                <w:b w:val="0"/>
-                <w:color w:val="1A1A1A"/>
-                <w:sz w:val="21"/>
-                <w:szCs w:val="21"/>
-                <w:rtl/>
-              </w:rPr>
-              <w:t>المنار</w:t>
-            </w:r>
-          </w:p>
-        </w:tc>
         <w:tc>
           <w:tcPr>
             <w:tcW w:w="921" w:type="pct"/>
@@ -1367,58 +1419,6 @@
                 <w:rtl/>
               </w:rPr>
               <w:t>النفل</w:t>
-            </w:r>
-          </w:p>
-        </w:tc>
-        <w:tc>
-          <w:tcPr>
-            <w:tcW w:w="921" w:type="pct"/>
-            <w:shd w:val="clear" w:color="auto" w:fill="F6F8FB"/>
-            <w:vAlign w:val="center"/>
-          </w:tcPr>
-          <w:p>
-            <w:pPr>
-              <w:bidi/>
-              <w:spacing w:before="0" w:after="0" w:line="260" w:lineRule="exact"/>
-              <w:jc w:val="center"/>
-            </w:pPr>
-            <w:r/>
-            <w:r>
-              <w:rPr>
-                <w:rFonts w:ascii="Sakkal Majalla" w:hAnsi="Sakkal Majalla" w:cs="Sakkal Majalla" w:eastAsia="Sakkal Majalla"/>
-                <w:b w:val="0"/>
-                <w:color w:val="1A1A1A"/>
-                <w:sz w:val="21"/>
-                <w:szCs w:val="21"/>
-                <w:rtl/>
-              </w:rPr>
-              <w:t>عرقة</w:t>
-            </w:r>
-          </w:p>
-        </w:tc>
-        <w:tc>
-          <w:tcPr>
-            <w:tcW w:w="921" w:type="pct"/>
-            <w:shd w:val="clear" w:color="auto" w:fill="F6F8FB"/>
-            <w:vAlign w:val="center"/>
-          </w:tcPr>
-          <w:p>
-            <w:pPr>
-              <w:bidi/>
-              <w:spacing w:before="0" w:after="0" w:line="260" w:lineRule="exact"/>
-              <w:jc w:val="center"/>
-            </w:pPr>
-            <w:r/>
-            <w:r>
-              <w:rPr>
-                <w:rFonts w:ascii="Sakkal Majalla" w:hAnsi="Sakkal Majalla" w:cs="Sakkal Majalla" w:eastAsia="Sakkal Majalla"/>
-                <w:b w:val="0"/>
-                <w:color w:val="1A1A1A"/>
-                <w:sz w:val="21"/>
-                <w:szCs w:val="21"/>
-                <w:rtl/>
-              </w:rPr>
-              <w:t>الياسمين</w:t>
             </w:r>
           </w:p>
         </w:tc>

--- a/٧ - آلية جداول الحصص الموحَّدة/بنات/آلية الحصص الموحَّدة — ابن خلدون (بنات).docx
+++ b/٧ - آلية جداول الحصص الموحَّدة/بنات/آلية الحصص الموحَّدة — ابن خلدون (بنات).docx
@@ -212,7 +212,7 @@
                 <w:szCs w:val="17"/>
                 <w:rtl/>
               </w:rPr>
-              <w:t>المشرفة المختصة</w:t>
+              <w:t>المشرفة التربوية المختصة</w:t>
             </w:r>
           </w:p>
         </w:tc>
@@ -236,7 +236,7 @@
                 <w:szCs w:val="22"/>
                 <w:rtl/>
               </w:rPr>
-              <w:t>ترصد الاستمارة وبطاقة الاستراتيجية وتعتمد النتيجة — وهي المقيّمة وحدَها</w:t>
+              <w:t>ترصد حصص تخصصها في سجل الإشراف وتعتمد نتيجتها — ولا تُعتمد قبل رصدها</w:t>
             </w:r>
           </w:p>
         </w:tc>
@@ -293,7 +293,7 @@
                 <w:szCs w:val="22"/>
                 <w:rtl/>
               </w:rPr>
-              <w:t>تطّلع على حصص مدرستها ونتائجها وتعلّق — ولا ترصد</w:t>
+              <w:t>ترصد أيَّ حصةٍ في مدرستها باستمارتها المستقلة، وتكتب تعليقَها النوعي</w:t>
             </w:r>
           </w:p>
         </w:tc>
@@ -349,7 +349,120 @@
                 <w:szCs w:val="22"/>
                 <w:rtl/>
               </w:rPr>
-              <w:t>تتأكّد من تسجيل كل معلماتها حصصهنّ، وتُسنِد المعلمتين الزائرتين</w:t>
+              <w:t>تُسنِد المعلمتين الزائرتين وترصد حصص مدرستها — وعليها أولاً ما لا مشرفة لتخصصه كالفنية والبدنية</w:t>
+            </w:r>
+          </w:p>
+        </w:tc>
+      </w:tr>
+      <w:tr>
+        <w:trPr>
+          <w:cantSplit/>
+          <w:trHeight w:val="294" w:hRule="atLeast"/>
+        </w:trPr>
+        <w:tc>
+          <w:tcPr>
+            <w:tcW w:w="1210" w:type="pct"/>
+            <w:shd w:val="clear" w:color="auto" w:fill="E9EEF6"/>
+            <w:vAlign w:val="center"/>
+          </w:tcPr>
+          <w:p>
+            <w:pPr>
+              <w:bidi/>
+              <w:spacing w:before="0" w:after="0" w:line="260" w:lineRule="exact"/>
+              <w:jc w:val="center"/>
+            </w:pPr>
+            <w:r/>
+            <w:r>
+              <w:rPr>
+                <w:rFonts w:ascii="Al-Jazeera-Arabic-Bold" w:hAnsi="Al-Jazeera-Arabic-Bold" w:cs="Al-Jazeera-Arabic-Bold" w:eastAsia="Al-Jazeera-Arabic-Bold"/>
+                <w:b w:val="0"/>
+                <w:color w:val="355E91"/>
+                <w:sz w:val="17"/>
+                <w:szCs w:val="17"/>
+                <w:rtl/>
+              </w:rPr>
+              <w:t>مديرة المجمع</w:t>
+            </w:r>
+          </w:p>
+        </w:tc>
+        <w:tc>
+          <w:tcPr>
+            <w:tcW w:w="3789" w:type="pct"/>
+            <w:shd w:val="clear" w:color="auto" w:fill="F6F8FB"/>
+            <w:vAlign w:val="center"/>
+          </w:tcPr>
+          <w:p>
+            <w:pPr>
+              <w:bidi/>
+              <w:spacing w:after="0" w:line="240" w:lineRule="auto"/>
+            </w:pPr>
+            <w:r/>
+            <w:r>
+              <w:rPr>
+                <w:rFonts w:ascii="Sakkal Majalla" w:hAnsi="Sakkal Majalla" w:cs="Sakkal Majalla" w:eastAsia="Sakkal Majalla"/>
+                <w:b w:val="0"/>
+                <w:color w:val="1A1A1A"/>
+                <w:sz w:val="22"/>
+                <w:szCs w:val="22"/>
+                <w:rtl/>
+              </w:rPr>
+              <w:t>ترصد حصص مجمعها كلِّه، وتقارن بين مدارسها بالأرقام</w:t>
+            </w:r>
+          </w:p>
+        </w:tc>
+      </w:tr>
+      <w:tr>
+        <w:trPr>
+          <w:cantSplit/>
+          <w:trHeight w:val="294" w:hRule="atLeast"/>
+        </w:trPr>
+        <w:tc>
+          <w:tcPr>
+            <w:tcW w:w="1210" w:type="pct"/>
+            <w:shd w:val="clear" w:color="auto" w:fill="E9EEF6"/>
+            <w:vAlign w:val="center"/>
+          </w:tcPr>
+          <w:p>
+            <w:pPr>
+              <w:bidi/>
+              <w:spacing w:before="0" w:after="0" w:line="260" w:lineRule="exact"/>
+              <w:jc w:val="center"/>
+            </w:pPr>
+            <w:r/>
+            <w:r>
+              <w:rPr>
+                <w:rFonts w:ascii="Al-Jazeera-Arabic-Bold" w:hAnsi="Al-Jazeera-Arabic-Bold" w:cs="Al-Jazeera-Arabic-Bold" w:eastAsia="Al-Jazeera-Arabic-Bold"/>
+                <w:b w:val="0"/>
+                <w:color w:val="355E91"/>
+                <w:sz w:val="17"/>
+                <w:szCs w:val="17"/>
+                <w:rtl/>
+              </w:rPr>
+              <w:t>فريق متابعة التقويم الداخلي</w:t>
+            </w:r>
+          </w:p>
+        </w:tc>
+        <w:tc>
+          <w:tcPr>
+            <w:tcW w:w="3789" w:type="pct"/>
+            <w:vAlign w:val="center"/>
+          </w:tcPr>
+          <w:p>
+            <w:pPr>
+              <w:bidi/>
+              <w:spacing w:after="0" w:line="240" w:lineRule="auto"/>
+            </w:pPr>
+            <w:r/>
+            <w:r>
+              <w:rPr>
+                <w:rFonts w:ascii="Sakkal Majalla" w:hAnsi="Sakkal Majalla" w:cs="Sakkal Majalla" w:eastAsia="Sakkal Majalla"/>
+                <w:b w:val="0"/>
+                <w:color w:val="1A1A1A"/>
+                <w:sz w:val="22"/>
+                <w:szCs w:val="22"/>
+                <w:rtl/>
+              </w:rPr>
+              <w:t>نطاقه المنظومة كلُّها: يتابع ألّا تبقى حصةٌ بلا راصدة، ويرصد هو أيضاً</w:t>
             </w:r>
           </w:p>
         </w:tc>
@@ -407,62 +520,6 @@
                 <w:rtl/>
               </w:rPr>
               <w:t>تملأ كلٌّ بطاقة زيارة القرينات، وتنقل إجراءً واحداً لنفسها</w:t>
-            </w:r>
-          </w:p>
-        </w:tc>
-      </w:tr>
-      <w:tr>
-        <w:trPr>
-          <w:cantSplit/>
-          <w:trHeight w:val="294" w:hRule="atLeast"/>
-        </w:trPr>
-        <w:tc>
-          <w:tcPr>
-            <w:tcW w:w="1210" w:type="pct"/>
-            <w:shd w:val="clear" w:color="auto" w:fill="E9EEF6"/>
-            <w:vAlign w:val="center"/>
-          </w:tcPr>
-          <w:p>
-            <w:pPr>
-              <w:bidi/>
-              <w:spacing w:before="0" w:after="0" w:line="260" w:lineRule="exact"/>
-              <w:jc w:val="center"/>
-            </w:pPr>
-            <w:r/>
-            <w:r>
-              <w:rPr>
-                <w:rFonts w:ascii="Al-Jazeera-Arabic-Bold" w:hAnsi="Al-Jazeera-Arabic-Bold" w:cs="Al-Jazeera-Arabic-Bold" w:eastAsia="Al-Jazeera-Arabic-Bold"/>
-                <w:b w:val="0"/>
-                <w:color w:val="355E91"/>
-                <w:sz w:val="17"/>
-                <w:szCs w:val="17"/>
-                <w:rtl/>
-              </w:rPr>
-              <w:t>الفريق المعاون</w:t>
-            </w:r>
-          </w:p>
-        </w:tc>
-        <w:tc>
-          <w:tcPr>
-            <w:tcW w:w="3789" w:type="pct"/>
-            <w:vAlign w:val="center"/>
-          </w:tcPr>
-          <w:p>
-            <w:pPr>
-              <w:bidi/>
-              <w:spacing w:after="0" w:line="240" w:lineRule="auto"/>
-            </w:pPr>
-            <w:r/>
-            <w:r>
-              <w:rPr>
-                <w:rFonts w:ascii="Sakkal Majalla" w:hAnsi="Sakkal Majalla" w:cs="Sakkal Majalla" w:eastAsia="Sakkal Majalla"/>
-                <w:b w:val="0"/>
-                <w:color w:val="1A1A1A"/>
-                <w:sz w:val="22"/>
-                <w:szCs w:val="22"/>
-                <w:rtl/>
-              </w:rPr>
-              <w:t>لتخصصٍ لا مشرفة له: ترصد الوكيلة أو مديرة المدرسة أو مديرة المجمع، ويتابع فريق التقويم الداخلي</w:t>
             </w:r>
           </w:p>
         </w:tc>
@@ -1314,7 +1371,7 @@
                 <w:szCs w:val="16"/>
                 <w:rtl/>
               </w:rPr>
-              <w:t>E</w:t>
+              <w:t>E + الفنية والبدنية</w:t>
             </w:r>
           </w:p>
         </w:tc>
